--- a/storage/templates/normalized-docx/BM-176/BM-176_normalized.docx
+++ b/storage/templates/normalized-docx/BM-176/BM-176_normalized.docx
@@ -886,7 +886,7 @@
         <w:rPr>
           <w:rFonts w:cs="Times New Roman" w:ascii="Times New Roman" w:hAnsi="Times New Roman"/>
         </w:rPr>
-        <w:t>{{document.field}}</w:t>
+        <w:t>{{document.fullDocumentCode}}</w:t>
       </w:r>
     </w:p>
     <w:p>
@@ -917,13 +917,13 @@
           <w:rFonts w:cs="Times New Roman" w:ascii="Times New Roman" w:hAnsi="Times New Roman"/>
           <w:sz w:val="24"/>
         </w:rPr>
-        <w:t>{{document.field}}</w:t>
-      </w:r>
-      <w:r>
-        <w:rPr>
-          <w:rFonts w:cs="Times New Roman" w:ascii="Times New Roman" w:hAnsi="Times New Roman"/>
-        </w:rPr>
-        <w:t>{{document.field}}</w:t>
+        <w:t>{{document.issueDate}}</w:t>
+      </w:r>
+      <w:r>
+        <w:rPr>
+          <w:rFonts w:cs="Times New Roman" w:ascii="Times New Roman" w:hAnsi="Times New Roman"/>
+        </w:rPr>
+        <w:t>{{decision.decisionLine}}</w:t>
       </w:r>
     </w:p>
     <w:p>
@@ -1046,7 +1046,7 @@
         <w:rPr>
           <w:rFonts w:cs="Times New Roman" w:ascii="Times New Roman" w:hAnsi="Times New Roman"/>
         </w:rPr>
-        <w:t>{{document.field}}</w:t>
+        <w:t>{{document.contentLine}}</w:t>
       </w:r>
     </w:p>
     <w:p>
@@ -1178,7 +1178,7 @@
                 <w:sz w:val="22"/>
                 <w:szCs w:val="22"/>
               </w:rPr>
-              <w:t>{{document.field}}</w:t>
+              <w:t>{{document.reasonLine}}</w:t>
             </w:r>
           </w:p>
           <w:p>
@@ -1261,7 +1261,7 @@
                 <w:sz w:val="24"/>
                 <w:lang w:val="pt-BR"/>
               </w:rPr>
-              <w:t>{{document.field}}</w:t>
+              <w:t>{{document.summaryLine}}</w:t>
             </w:r>
           </w:p>
           <w:p>
